--- a/products-storage/00-free-dopy-ne-v-podarok/03-shablon-uvedomleniya.docx
+++ b/products-storage/00-free-dopy-ne-v-podarok/03-shablon-uvedomleniya.docx
@@ -225,12 +225,12 @@
     </w:p>
     <w:p>
       <w:r>
-        <w:t>Полный комплект включает: готовые допсоглашения, калькулятор стоимости, регламент фотофиксации, алгоритм согласования.</w:t>
+        <w:t>Комплект «Дополнительные работы: как получить оплату» включает: готовые допсоглашения, калькулятор стоимости, регламент фотофиксации, алгоритм согласования.</w:t>
         <w:br/>
         <w:br/>
-        <w:t>Стоимость: 14 900 - 19 900 ₽</w:t>
+        <w:t>Стоимость: 2 490 ₽</w:t>
         <w:br/>
-        <w:t>Ссылка: [здесь будет ссылка на платный продукт]</w:t>
+        <w:t>Страница комплекта: https://marzhavbetone.ru/products/p2-dopolnitelnye-raboty.html</w:t>
       </w:r>
     </w:p>
     <w:sectPr>

--- a/products-storage/00-free-dopy-ne-v-podarok/03-shablon-uvedomleniya.docx
+++ b/products-storage/00-free-dopy-ne-v-podarok/03-shablon-uvedomleniya.docx
@@ -4,26 +4,28 @@
   <w:body>
     <w:p>
       <w:pPr>
-        <w:pStyle w:val="Title"/>
         <w:jc w:val="center"/>
       </w:pPr>
       <w:r>
-        <w:t>ШАБЛОН УВЕДОМЛЕНИЯ о получении поручения на дополнительные работы</w:t>
+        <w:rPr>
+          <w:rFonts w:ascii="Arial" w:hAnsi="Arial"/>
+          <w:b/>
+          <w:color w:val="292E33"/>
+          <w:sz w:val="34"/>
+        </w:rPr>
+        <w:t>ФОРМА УВЕДОМЛЕНИЯ о получении поручения на дополнительные работы</w:t>
       </w:r>
     </w:p>
-    <w:p/>
     <w:p>
       <w:r>
         <w:t>[На бланке организации]</w:t>
       </w:r>
     </w:p>
-    <w:p/>
     <w:p>
       <w:r>
         <w:t>Исх. № _____ от '___' ___________ 20___ г.</w:t>
       </w:r>
     </w:p>
-    <w:p/>
     <w:p>
       <w:r>
         <w:t>[Должность, ФИО представителя заказчика]</w:t>
@@ -34,13 +36,11 @@
         <w:t>[Наименование заказчика]</w:t>
       </w:r>
     </w:p>
-    <w:p/>
     <w:p>
       <w:r>
         <w:t>От [Наименование подрядчика]</w:t>
       </w:r>
     </w:p>
-    <w:p/>
     <w:p>
       <w:r>
         <w:t>УВЕДОМЛЕНИЕ</w:t>
@@ -51,19 +51,16 @@
         <w:t>о получении поручения на выполнение дополнительных работ</w:t>
       </w:r>
     </w:p>
-    <w:p/>
     <w:p>
       <w:r>
         <w:t>Уважаемый [ФИО]!</w:t>
       </w:r>
     </w:p>
-    <w:p/>
     <w:p>
       <w:r>
         <w:t>Настоящим уведомляем, что [дата, время] в ходе [совещания / телефонного разговора / переписки] нам было сообщено о необходимости выполнения дополнительных работ в рамках договора подряда № [номер] от [дата] (далее - Договор).</w:t>
       </w:r>
     </w:p>
-    <w:p/>
     <w:p>
       <w:r>
         <w:t>Содержание поручения:</w:t>
@@ -93,13 +90,11 @@
         <w:t>[Предполагаемые объемы]</w:t>
       </w:r>
     </w:p>
-    <w:p/>
     <w:p>
       <w:r>
         <w:t>В соответствии с п. [номер] Договора изменение объемов работ, сроков и цены допускается только по соглашению сторон в письменной форме.</w:t>
       </w:r>
     </w:p>
-    <w:p/>
     <w:p>
       <w:r>
         <w:t>Просим в срок до [дата] направить нам письменное подтверждение поручения с указанием:</w:t>
@@ -137,19 +132,16 @@
         <w:t>порядка оплаты.</w:t>
       </w:r>
     </w:p>
-    <w:p/>
     <w:p>
       <w:r>
-        <w:t>До получения письменного соглашения о дополнительных работах мы не вправе приступить к их выполнению, поскольку это может привести к невозможности согласования стоимости и сроков.</w:t>
+        <w:t>До согласования условий просим подтвердить порядок дальнейших действий. Начало работ и уведомление о возможной приостановке оформляются с учётом договора и фактических обстоятельств.</w:t>
       </w:r>
     </w:p>
-    <w:p/>
     <w:p>
       <w:r>
-        <w:t>В случае неполучения подтверждения в указанный срок оставляем за собой право отказаться от выполнения указанных работ без последствий по договору.</w:t>
+        <w:t>Если ответ не поступит в указанный срок, повторно согласуем с вами порядок выполнения, цену и влияние на сроки основного договора.</w:t>
       </w:r>
     </w:p>
-    <w:p/>
     <w:p>
       <w:r>
         <w:t>Генеральный директор _________________ [ФИО]</w:t>
@@ -160,59 +152,17 @@
         <w:t>М.П.</w:t>
       </w:r>
     </w:p>
-    <w:p/>
-    <w:p/>
-    <w:p>
-      <w:r>
-        <w:t>━━━━━━━━━━━━━━━━━━━━━━━━━━━━━━━━━━━━━━━━━━━━━━━━━━━━━━</w:t>
-      </w:r>
-    </w:p>
     <w:p>
       <w:pPr>
         <w:pStyle w:val="Heading1"/>
       </w:pPr>
       <w:r>
-        <w:t>💡 Как использовать этот шаблон</w:t>
+        <w:t>Как направить уведомление</w:t>
       </w:r>
     </w:p>
     <w:p>
-      <w:pPr>
-        <w:pStyle w:val="ListNumber"/>
-      </w:pPr>
       <w:r>
-        <w:t>Отправьте сразу после получения устного поручения (в тот же день).</w:t>
-      </w:r>
-    </w:p>
-    <w:p>
-      <w:pPr>
-        <w:pStyle w:val="ListNumber"/>
-      </w:pPr>
-      <w:r>
-        <w:t>Отправляйте заказным письмом с уведомлением о вручении.</w:t>
-      </w:r>
-    </w:p>
-    <w:p>
-      <w:pPr>
-        <w:pStyle w:val="ListNumber"/>
-      </w:pPr>
-      <w:r>
-        <w:t>Сохраняйте квитанцию - это доказательство, что вы действовали добросовестно.</w:t>
-      </w:r>
-    </w:p>
-    <w:p>
-      <w:pPr>
-        <w:pStyle w:val="ListNumber"/>
-      </w:pPr>
-      <w:r>
-        <w:t>Если заказчик не отвечает - работы не начинайте. Это ваше право и защита.</w:t>
-      </w:r>
-    </w:p>
-    <w:p>
-      <w:pPr>
-        <w:pStyle w:val="ListNumber"/>
-      </w:pPr>
-      <w:r>
-        <w:t>Для срочных работ (авария, безопасность) - фотофиксируйте и уведомляйте параллельно.</w:t>
+        <w:t>Направьте по согласованному в договоре каналу связи и сохраните подтверждение отправки и получения. При необходимости используйте также бумажное письмо.</w:t>
       </w:r>
     </w:p>
     <w:p>
@@ -225,22 +175,42 @@
     </w:p>
     <w:p>
       <w:r>
-        <w:t>Комплект «Дополнительные работы: как получить оплату» включает: готовые допсоглашения, калькулятор стоимости, регламент фотофиксации, алгоритм согласования.</w:t>
+        <w:t>Комплект «Дополнительные работы: как получить оплату» включает: формы фиксации поручения и объёма, расчёт стоимости, журнал и соглашения о цене и сроке.</w:t>
         <w:br/>
         <w:br/>
-        <w:t>Стоимость: 2 490 ₽</w:t>
+        <w:t>Стоимость: 19 900 ₽</w:t>
         <w:br/>
         <w:t>Страница комплекта: https://marzhavbetone.ru/products/p2-dopolnitelnye-raboty.html</w:t>
       </w:r>
     </w:p>
     <w:sectPr>
+      <w:footerReference w:type="default" r:id="rId9"/>
       <w:pgSz w:w="12240" w:h="15840"/>
-      <w:pgMar w:top="1440" w:right="1800" w:bottom="1440" w:left="1800" w:header="720" w:footer="720" w:gutter="0"/>
+      <w:pgMar w:top="1020" w:right="1134" w:bottom="1020" w:left="1134" w:header="720" w:footer="720" w:gutter="0"/>
       <w:cols w:space="720"/>
       <w:docGrid w:linePitch="360"/>
     </w:sectPr>
   </w:body>
 </w:document>
+</file>
+
+<file path=word/footer1.xml><?xml version="1.0" encoding="utf-8"?>
+<w:ftr xmlns:m="http://schemas.openxmlformats.org/officeDocument/2006/math" xmlns:mc="http://schemas.openxmlformats.org/markup-compatibility/2006" xmlns:mo="http://schemas.microsoft.com/office/mac/office/2008/main" xmlns:mv="urn:schemas-microsoft-com:mac:vml" xmlns:o="urn:schemas-microsoft-com:office:office" xmlns:r="http://schemas.openxmlformats.org/officeDocument/2006/relationships" xmlns:v="urn:schemas-microsoft-com:vml" xmlns:w10="urn:schemas-microsoft-com:office:word" xmlns:w14="http://schemas.microsoft.com/office/word/2010/wordml" xmlns:w="http://schemas.openxmlformats.org/wordprocessingml/2006/main" xmlns:wne="http://schemas.microsoft.com/office/word/2006/wordml" xmlns:wp14="http://schemas.microsoft.com/office/word/2010/wordprocessingDrawing" xmlns:wp="http://schemas.openxmlformats.org/drawingml/2006/wordprocessingDrawing" xmlns:wpc="http://schemas.microsoft.com/office/word/2010/wordprocessingCanvas" xmlns:wpg="http://schemas.microsoft.com/office/word/2010/wordprocessingGroup" xmlns:wpi="http://schemas.microsoft.com/office/word/2010/wordprocessingInk" xmlns:wps="http://schemas.microsoft.com/office/word/2010/wordprocessingShape" mc:Ignorable="w14 wp14">
+  <w:p>
+    <w:pPr>
+      <w:pStyle w:val="Footer"/>
+      <w:jc w:val="right"/>
+    </w:pPr>
+    <w:r>
+      <w:rPr>
+        <w:rFonts w:ascii="Arial" w:hAnsi="Arial"/>
+        <w:color w:val="806F4E"/>
+        <w:sz w:val="16"/>
+      </w:rPr>
+      <w:t>МАРЖА В БЕТОНЕ  •  marzhavbetone.ru</w:t>
+    </w:r>
+  </w:p>
+</w:ftr>
 </file>
 
 <file path=word/numbering.xml><?xml version="1.0" encoding="utf-8"?>
@@ -606,6 +576,14 @@
     <w:name w:val="Normal"/>
     <w:qFormat/>
     <w:rsid w:val="00FC693F"/>
+    <w:pPr>
+      <w:spacing w:after="120"/>
+    </w:pPr>
+    <w:rPr>
+      <w:rFonts w:ascii="Arial" w:hAnsi="Arial"/>
+      <w:color w:val="363C41"/>
+      <w:sz w:val="20"/>
+    </w:rPr>
   </w:style>
   <w:style w:type="paragraph" w:styleId="Header">
     <w:name w:val="header"/>
@@ -662,15 +640,15 @@
     <w:pPr>
       <w:keepNext/>
       <w:keepLines/>
-      <w:spacing w:before="480" w:after="0"/>
+      <w:spacing w:before="220" w:after="100"/>
       <w:outlineLvl w:val="0"/>
     </w:pPr>
     <w:rPr>
-      <w:rFonts w:asciiTheme="majorHAnsi" w:eastAsiaTheme="majorEastAsia" w:hAnsiTheme="majorHAnsi" w:cstheme="majorBidi"/>
+      <w:rFonts w:asciiTheme="majorHAnsi" w:eastAsiaTheme="majorEastAsia" w:hAnsiTheme="majorHAnsi" w:cstheme="majorBidi" w:ascii="Arial" w:hAnsi="Arial"/>
       <w:b/>
       <w:bCs/>
-      <w:color w:val="365F91" w:themeColor="accent1" w:themeShade="BF"/>
-      <w:sz w:val="28"/>
+      <w:color w:val="292E33"/>
+      <w:sz w:val="22"/>
       <w:szCs w:val="28"/>
     </w:rPr>
   </w:style>
@@ -951,15 +929,16 @@
       <w:pBdr>
         <w:bottom w:val="single" w:sz="8" w:space="4" w:color="4F81BD" w:themeColor="accent1"/>
       </w:pBdr>
-      <w:spacing w:after="300" w:line="240" w:lineRule="auto"/>
+      <w:spacing w:after="100" w:line="240" w:lineRule="auto" w:before="220"/>
       <w:contextualSpacing/>
     </w:pPr>
     <w:rPr>
-      <w:rFonts w:asciiTheme="majorHAnsi" w:eastAsiaTheme="majorEastAsia" w:hAnsiTheme="majorHAnsi" w:cstheme="majorBidi"/>
-      <w:color w:val="17365D" w:themeColor="text2" w:themeShade="BF"/>
+      <w:rFonts w:asciiTheme="majorHAnsi" w:eastAsiaTheme="majorEastAsia" w:hAnsiTheme="majorHAnsi" w:cstheme="majorBidi" w:ascii="Arial" w:hAnsi="Arial"/>
+      <w:b/>
+      <w:color w:val="292E33"/>
       <w:spacing w:val="5"/>
       <w:kern w:val="28"/>
-      <w:sz w:val="52"/>
+      <w:sz w:val="34"/>
       <w:szCs w:val="52"/>
     </w:rPr>
   </w:style>

--- a/products-storage/00-free-dopy-ne-v-podarok/03-shablon-uvedomleniya.docx
+++ b/products-storage/00-free-dopy-ne-v-podarok/03-shablon-uvedomleniya.docx
@@ -175,12 +175,12 @@
     </w:p>
     <w:p>
       <w:r>
-        <w:t>Комплект «Дополнительные работы: как получить оплату» включает: формы фиксации поручения и объёма, расчёт стоимости, журнал и соглашения о цене и сроке.</w:t>
+        <w:t>Комплект «Система оформления и получения оплаты за дополнительные работы» включает: формы фиксации поручения и объёма, расчёт стоимости, журнал и соглашения о цене и сроке.</w:t>
         <w:br/>
         <w:br/>
-        <w:t>Стоимость: 19 900 ₽</w:t>
+        <w:t>Стоимость: 24 900 ₽</w:t>
         <w:br/>
-        <w:t>Страница комплекта: https://marzhavbetone.ru/products/p2-dopolnitelnye-raboty.html</w:t>
+        <w:t>Страница комплекта: https://nastoronepodryadchika.ru/products/p2-dopolnitelnye-raboty.html</w:t>
       </w:r>
     </w:p>
     <w:sectPr>
@@ -207,7 +207,7 @@
         <w:color w:val="806F4E"/>
         <w:sz w:val="16"/>
       </w:rPr>
-      <w:t>МАРЖА В БЕТОНЕ  •  marzhavbetone.ru</w:t>
+      <w:t>На стороне подрядчика  •  nastoronepodryadchika.ru</w:t>
     </w:r>
   </w:p>
 </w:ftr>
